--- a/baza/исходник миникурса/СОГЛАСИЕ_НА_ОБРАБОТКУ_ПЕРСОНАЛЬНЫХ_ДАННЫХ_ФЕДОРОВ.docx
+++ b/baza/исходник миникурса/СОГЛАСИЕ_НА_ОБРАБОТКУ_ПЕРСОНАЛЬНЫХ_ДАННЫХ_ФЕДОРОВ.docx
@@ -51,19 +51,7 @@
         <w:spacing w:after="80" w:line="276" w:lineRule="auto"/>
       </w:pPr>
       <w:r>
-        <w:rPr>
-          <w:rFonts w:ascii="Calibri" w:hAnsi="Calibri"/>
-          <w:b/>
-          <w:sz w:val="20"/>
-        </w:rPr>
-        <w:t xml:space="preserve">Оператору: </w:t>
-      </w:r>
-      <w:r>
-        <w:rPr>
-          <w:rFonts w:ascii="Calibri" w:hAnsi="Calibri"/>
-          <w:sz w:val="20"/>
-        </w:rPr>
-        <w:t>Федорову Анатолию Игоревичу, применяющему специальный налоговый режим «Налог на профессиональный доход» (самозанятый), ИНН 164803784216, e-mail: tolikus@inbox.ru (далее — «Оператор»),</w:t>
+        <w:t xml:space="preserve">Оператору: Федоров Анатолий Игоревич (Федорову Анатолию Игоревичу), применяющему специальный налоговый режим «Налог на профессиональный доход» (самозанятый), ИНН 164803784216, e-mail: tolikus@inbox.ru (далее — «Оператор»), </w:t>
       </w:r>
     </w:p>
     <w:p>
